--- a/docs/downloads/multidomain-treatment.docx
+++ b/docs/downloads/multidomain-treatment.docx
@@ -493,7 +493,7 @@
         <w:rPr>
           <w:rFonts w:ascii="Arial" w:hAnsi="Arial"/>
         </w:rPr>
-        <w:t>Record the current formulation, actions, response, remaining uncertainty and escalation plan. Reassess if the person deteriorates or does not improve as expected.</w:t>
+        <w:t>Record the current formulation, actions, response, remaining uncertainty and escalation plan. Give every open clinical or supportive-care action a named owner and next review time. Reassess if the person deteriorates or does not improve as expected.</w:t>
       </w:r>
     </w:p>
     <w:p>

--- a/docs/downloads/multidomain-treatment.docx
+++ b/docs/downloads/multidomain-treatment.docx
@@ -676,7 +676,7 @@
         <w:color w:val="334E68"/>
         <w:sz w:val="15"/>
       </w:rPr>
-      <w:t>deliriumdownloads.com · Template v0.9 · 7 August 2026 · Human clinical review required</w:t>
+      <w:t>deliriumdownloads.com · Template v0.9 · 8 August 2026 · Human clinical review required</w:t>
     </w:r>
     <w:r>
       <w:tab/>
